--- a/docs/progress/10_claim.docx
+++ b/docs/progress/10_claim.docx
@@ -12,7 +12,7 @@
           <w:b/>
           <w:sz w:val="24"/>
         </w:rPr>
-        <w:t>Progress report 10 of 10</w:t>
+        <w:t>Thesis progress report</w:t>
       </w:r>
     </w:p>
     <w:p>
@@ -64,20 +64,7 @@
           <w:b w:val="0"/>
           <w:sz w:val="24"/>
         </w:rPr>
-        <w:t>Reports 1 to 9 are the path from the problem to a measured file on a simulated camera.</w:t>
-      </w:r>
-    </w:p>
-    <w:p>
-      <w:pPr>
-        <w:spacing w:after="160" w:before="40" w:line="276" w:lineRule="auto"/>
-      </w:pPr>
-      <w:r>
-        <w:rPr>
-          <w:rFonts w:ascii="Liberation Serif" w:hAnsi="Liberation Serif" w:eastAsia="Liberation Serif"/>
-          <w:b w:val="0"/>
-          <w:sz w:val="24"/>
-        </w:rPr>
-        <w:t>This note adds no new tool. It states the claim.</w:t>
+        <w:t>The path runs from a companion computer that must see, to a measured file on a simulated camera. This report states the claim. It does not add another tool.</w:t>
       </w:r>
     </w:p>
     <w:p>
@@ -121,14 +108,9 @@
     </w:p>
     <w:p>
       <w:r>
-        <w:br w:type="page"/>
-      </w:r>
-    </w:p>
-    <w:p>
-      <w:r>
         <w:drawing>
           <wp:inline xmlns:a="http://schemas.openxmlformats.org/drawingml/2006/main" xmlns:pic="http://schemas.openxmlformats.org/drawingml/2006/picture">
-            <wp:extent cx="5669280" cy="2105733"/>
+            <wp:extent cx="5303520" cy="5785658"/>
             <wp:docPr id="1" name="Picture 1"/>
             <wp:cNvGraphicFramePr>
               <a:graphicFrameLocks noChangeAspect="1"/>
@@ -149,7 +131,7 @@
                   <pic:spPr>
                     <a:xfrm>
                       <a:off x="0" y="0"/>
-                      <a:ext cx="5669280" cy="2105733"/>
+                      <a:ext cx="5303520" cy="5785658"/>
                     </a:xfrm>
                     <a:prstGeom prst="rect"/>
                   </pic:spPr>
@@ -183,7 +165,7 @@
           <w:b w:val="0"/>
           <w:sz w:val="24"/>
         </w:rPr>
-        <w:t>The next measurement, on a real board, is TensorRT and power. These ten reports are not that result.</w:t>
+        <w:t>TensorRT speed and board power are the measurements that belong on a real board. They are not results of this machine.</w:t>
       </w:r>
     </w:p>
     <w:sectPr>

--- a/docs/progress/10_claim.docx
+++ b/docs/progress/10_claim.docx
@@ -104,6 +104,19 @@
           <w:sz w:val="24"/>
         </w:rPr>
         <w:t>Every stored run sets fps_claimed to false. When a throughput number appears, it is 1000 divided by the mean latency in milliseconds. It is not a camera frame rate, and it is not a claim about a Jetson.</w:t>
+      </w:r>
+    </w:p>
+    <w:p>
+      <w:pPr>
+        <w:spacing w:after="160" w:before="40" w:line="276" w:lineRule="auto"/>
+      </w:pPr>
+      <w:r>
+        <w:rPr>
+          <w:rFonts w:ascii="Liberation Serif" w:hAnsi="Liberation Serif" w:eastAsia="Liberation Serif"/>
+          <w:b w:val="0"/>
+          <w:sz w:val="24"/>
+        </w:rPr>
+        <w:t>TensorRT was the original target, because that is the usual edge compiler in the UAV papers. This machine is a QEMU ARM guest with a virtual GPU and no NVIDIA device. A TensorRT number here would have been invented. The same discipline applies to power and to accuracy on labelled frames. The claim stops where the evidence stops. The right column of the figure is not a failure of the method. It is the list of experiments that this host cannot run.</w:t>
       </w:r>
     </w:p>
     <w:p>
